--- a/docs/De cuong Project GR1.docx
+++ b/docs/De cuong Project GR1.docx
@@ -1007,22 +1007,16 @@
               <w:rPr>
                 <w:b w:val="0"/>
                 <w:bCs w:val="0"/>
-                <w:vertAlign w:val="baseline"/>
-              </w:rPr>
-            </w:pPr>
-            <w:r>
-              <w:rPr>
-                <w:b w:val="1"/>
-                <w:bCs w:val="1"/>
-                <w:vertAlign w:val="baseline"/>
-                <w:rtl w:val="0"/>
-              </w:rPr>
-              <w:t xml:space="preserve">Loại hình: Ph.Triển Ứng dụng [  ]  Nghiên cứu [  ] Tìm hiểu Công nghệ[  ]  Khác [   ]</w:t>
-            </w:r>
-            <w:r>
-              <w:rPr>
-                <w:rtl w:val="0"/>
-              </w:rPr>
+              </w:rPr>
+            </w:pPr>
+            <w:r>
+              <w:rPr>
+                <w:b/>
+                <w:bCs/>
+                <w:sz w:val="24"/>
+                <w:szCs w:val="24"/>
+              </w:rPr>
+              <w:t xml:space="preserve">Loại hình: Ph.Triển Ứng dụng [ X]  Nghiên cứu [  ] Tìm hiểu Công nghệ[  ]  Khác [   ]</w:t>
             </w:r>
           </w:p>
         </w:tc>
@@ -2791,30 +2785,30 @@
 </file>
 
 <file path=word/footer1.xml><?xml version="1.0" encoding="utf-8"?>
-<w:ftr xmlns:mc="http://schemas.openxmlformats.org/markup-compatibility/2006" xmlns:o="urn:schemas-microsoft-com:office:office" xmlns:r="http://schemas.openxmlformats.org/officeDocument/2006/relationships" xmlns:m="http://schemas.openxmlformats.org/officeDocument/2006/math" xmlns:v="urn:schemas-microsoft-com:vml" xmlns:wp="http://schemas.openxmlformats.org/drawingml/2006/wordprocessingDrawing" xmlns:w10="urn:schemas-microsoft-com:office:word" xmlns:w="http://schemas.openxmlformats.org/wordprocessingml/2006/main" xmlns:wne="http://schemas.microsoft.com/office/word/2006/wordml" xmlns:sl="http://schemas.openxmlformats.org/schemaLibrary/2006/main" xmlns:a="http://schemas.openxmlformats.org/drawingml/2006/main" xmlns:pic="http://schemas.openxmlformats.org/drawingml/2006/picture" xmlns:c="http://schemas.openxmlformats.org/drawingml/2006/chart" xmlns:lc="http://schemas.openxmlformats.org/drawingml/2006/lockedCanvas" xmlns:dgm="http://schemas.openxmlformats.org/drawingml/2006/diagram" xmlns:wps="http://schemas.microsoft.com/office/word/2010/wordprocessingShape" xmlns:wpg="http://schemas.microsoft.com/office/word/2010/wordprocessingGroup" xmlns:w14="http://schemas.microsoft.com/office/word/2010/wordml" xmlns:w15="http://schemas.microsoft.com/office/word/2012/wordml" xmlns:w16="http://schemas.microsoft.com/office/word/2018/wordml" xmlns:w16cex="http://schemas.microsoft.com/office/word/2018/wordml/cex" xmlns:w16cid="http://schemas.microsoft.com/office/word/2016/wordml/cid" xmlns="http://schemas.microsoft.com/office/tasks/2019/documenttasks" xmlns:cr="http://schemas.microsoft.com/office/comments/2020/reactions">
+<w:ftr xmlns:wpc="http://schemas.microsoft.com/office/word/2010/wordprocessingCanvas" xmlns:mc="http://schemas.openxmlformats.org/markup-compatibility/2006" xmlns:o="urn:schemas-microsoft-com:office:office" xmlns:r="http://schemas.openxmlformats.org/officeDocument/2006/relationships" xmlns:m="http://schemas.openxmlformats.org/officeDocument/2006/math" xmlns:v="urn:schemas-microsoft-com:vml" xmlns:wp14="http://schemas.microsoft.com/office/word/2010/wordprocessingDrawing" xmlns:wp="http://schemas.openxmlformats.org/drawingml/2006/wordprocessingDrawing" xmlns:w10="urn:schemas-microsoft-com:office:word" xmlns:w="http://schemas.openxmlformats.org/wordprocessingml/2006/main" xmlns:w14="http://schemas.microsoft.com/office/word/2010/wordml" xmlns:w15="http://schemas.microsoft.com/office/word/2012/wordml" xmlns:w16se="http://schemas.microsoft.com/office/word/2015/wordml/symex" xmlns:w16cid="http://schemas.microsoft.com/office/word/2016/wordml/cid" xmlns:w16="http://schemas.microsoft.com/office/word/2018/wordml" xmlns:w16cex="http://schemas.microsoft.com/office/word/2018/wordml/cex" xmlns:w16sdtdh="http://schemas.microsoft.com/office/word/2020/wordml/sdtdatahash" xmlns:wne="http://schemas.microsoft.com/office/word/2006/wordml" xmlns:wpg="http://schemas.microsoft.com/office/word/2010/wordprocessingGroup" xmlns:wps="http://schemas.microsoft.com/office/word/2010/wordprocessingShape">
   <w:p>
     <w:pPr>
       <w:keepNext w:val="0"/>
       <w:keepLines w:val="0"/>
       <w:pageBreakBefore w:val="0"/>
-      <w:widowControl w:val="1"/>
+      <w:widowControl/>
       <w:pBdr>
-        <w:top w:space="0" w:sz="0" w:val="nil"/>
-        <w:left w:space="0" w:sz="0" w:val="nil"/>
-        <w:bottom w:space="0" w:sz="0" w:val="nil"/>
-        <w:right w:space="0" w:sz="0" w:val="nil"/>
-        <w:between w:space="0" w:sz="0" w:val="nil"/>
+        <w:top w:val="nil"/>
+        <w:left w:val="nil"/>
+        <w:bottom w:val="nil"/>
+        <w:right w:val="nil"/>
+        <w:between w:val="nil"/>
       </w:pBdr>
-      <w:shd w:fill="auto" w:val="clear"/>
+      <w:shd w:val="clear"/>
       <w:tabs>
-        <w:tab w:val="center" w:leader="none" w:pos="4320"/>
-        <w:tab w:val="right" w:leader="none" w:pos="8640"/>
+        <w:tab w:val="center" w:pos="4320"/>
+        <w:tab w:val="right" w:pos="8640"/>
       </w:tabs>
-      <w:spacing w:after="0" w:before="0" w:line="240" w:lineRule="auto"/>
-      <w:ind w:left="0" w:right="0" w:firstLine="0"/>
+      <w:spacing w:before="0" w:after="0" w:line="240" w:lineRule="auto"/>
+      <w:ind w:left="0" w:right="0"/>
       <w:jc w:val="center"/>
       <w:rPr>
-        <w:rFonts w:ascii="Times New Roman" w:cs="Times New Roman" w:eastAsia="Times New Roman" w:hAnsi="Times New Roman"/>
+        <w:rFonts w:ascii="Times New Roman" w:hAnsi="Times New Roman" w:eastAsia="Times New Roman" w:cs="Times New Roman"/>
         <w:b w:val="0"/>
         <w:bCs w:val="0"/>
         <w:i w:val="0"/>
@@ -2825,13 +2819,12 @@
         <w:sz w:val="24"/>
         <w:szCs w:val="24"/>
         <w:u w:val="none"/>
-        <w:shd w:fill="auto" w:val="clear"/>
-        <w:vertAlign w:val="baseline"/>
+        <w:shd w:val="clear"/>
       </w:rPr>
     </w:pPr>
     <w:r>
       <w:rPr>
-        <w:rFonts w:ascii="Times New Roman" w:cs="Times New Roman" w:eastAsia="Times New Roman" w:hAnsi="Times New Roman"/>
+        <w:rFonts w:ascii="Times New Roman" w:hAnsi="Times New Roman" w:eastAsia="Times New Roman" w:cs="Times New Roman"/>
         <w:b w:val="0"/>
         <w:bCs w:val="0"/>
         <w:i w:val="0"/>
@@ -2842,43 +2835,13 @@
         <w:sz w:val="24"/>
         <w:szCs w:val="24"/>
         <w:u w:val="none"/>
-        <w:shd w:fill="auto" w:val="clear"/>
-        <w:vertAlign w:val="baseline"/>
+        <w:shd w:val="clear"/>
       </w:rPr>
       <w:fldChar w:fldCharType="begin"/>
-      <w:instrText xml:space="preserve">PAGE</w:instrText>
-      <w:fldChar w:fldCharType="separate"/>
-      <w:fldChar w:fldCharType="end"/>
     </w:r>
     <w:r>
       <w:rPr>
-        <w:rtl w:val="0"/>
-      </w:rPr>
-    </w:r>
-  </w:p>
-  <w:p>
-    <w:pPr>
-      <w:keepNext w:val="0"/>
-      <w:keepLines w:val="0"/>
-      <w:pageBreakBefore w:val="0"/>
-      <w:widowControl w:val="1"/>
-      <w:pBdr>
-        <w:top w:space="0" w:sz="0" w:val="nil"/>
-        <w:left w:space="0" w:sz="0" w:val="nil"/>
-        <w:bottom w:space="0" w:sz="0" w:val="nil"/>
-        <w:right w:space="0" w:sz="0" w:val="nil"/>
-        <w:between w:space="0" w:sz="0" w:val="nil"/>
-      </w:pBdr>
-      <w:shd w:fill="auto" w:val="clear"/>
-      <w:tabs>
-        <w:tab w:val="center" w:leader="none" w:pos="4320"/>
-        <w:tab w:val="right" w:leader="none" w:pos="8640"/>
-      </w:tabs>
-      <w:spacing w:after="0" w:before="0" w:line="240" w:lineRule="auto"/>
-      <w:ind w:left="0" w:right="0" w:firstLine="0"/>
-      <w:jc w:val="left"/>
-      <w:rPr>
-        <w:rFonts w:ascii="Times New Roman" w:cs="Times New Roman" w:eastAsia="Times New Roman" w:hAnsi="Times New Roman"/>
+        <w:rFonts w:ascii="Times New Roman" w:hAnsi="Times New Roman" w:eastAsia="Times New Roman" w:cs="Times New Roman"/>
         <w:b w:val="0"/>
         <w:bCs w:val="0"/>
         <w:i w:val="0"/>
@@ -2889,44 +2852,13 @@
         <w:sz w:val="24"/>
         <w:szCs w:val="24"/>
         <w:u w:val="none"/>
-        <w:shd w:fill="auto" w:val="clear"/>
-        <w:vertAlign w:val="baseline"/>
-      </w:rPr>
-    </w:pPr>
+        <w:shd w:val="clear"/>
+      </w:rPr>
+      <w:instrText>PAGE</w:instrText>
+    </w:r>
     <w:r>
       <w:rPr>
-        <w:rtl w:val="0"/>
-      </w:rPr>
-    </w:r>
-  </w:p>
-</w:ftr>
-</file>
-
-<file path=word/footer2.xml><?xml version="1.0" encoding="utf-8"?>
-<w:ftr xmlns:mc="http://schemas.openxmlformats.org/markup-compatibility/2006" xmlns:o="urn:schemas-microsoft-com:office:office" xmlns:r="http://schemas.openxmlformats.org/officeDocument/2006/relationships" xmlns:m="http://schemas.openxmlformats.org/officeDocument/2006/math" xmlns:v="urn:schemas-microsoft-com:vml" xmlns:wp="http://schemas.openxmlformats.org/drawingml/2006/wordprocessingDrawing" xmlns:w10="urn:schemas-microsoft-com:office:word" xmlns:w="http://schemas.openxmlformats.org/wordprocessingml/2006/main" xmlns:wne="http://schemas.microsoft.com/office/word/2006/wordml" xmlns:sl="http://schemas.openxmlformats.org/schemaLibrary/2006/main" xmlns:a="http://schemas.openxmlformats.org/drawingml/2006/main" xmlns:pic="http://schemas.openxmlformats.org/drawingml/2006/picture" xmlns:c="http://schemas.openxmlformats.org/drawingml/2006/chart" xmlns:lc="http://schemas.openxmlformats.org/drawingml/2006/lockedCanvas" xmlns:dgm="http://schemas.openxmlformats.org/drawingml/2006/diagram" xmlns:wps="http://schemas.microsoft.com/office/word/2010/wordprocessingShape" xmlns:wpg="http://schemas.microsoft.com/office/word/2010/wordprocessingGroup" xmlns:w14="http://schemas.microsoft.com/office/word/2010/wordml" xmlns:w15="http://schemas.microsoft.com/office/word/2012/wordml" xmlns:w16="http://schemas.microsoft.com/office/word/2018/wordml" xmlns:w16cex="http://schemas.microsoft.com/office/word/2018/wordml/cex" xmlns:w16cid="http://schemas.microsoft.com/office/word/2016/wordml/cid" xmlns="http://schemas.microsoft.com/office/tasks/2019/documenttasks" xmlns:cr="http://schemas.microsoft.com/office/comments/2020/reactions">
-  <w:p>
-    <w:pPr>
-      <w:keepNext w:val="0"/>
-      <w:keepLines w:val="0"/>
-      <w:pageBreakBefore w:val="0"/>
-      <w:widowControl w:val="1"/>
-      <w:pBdr>
-        <w:top w:space="0" w:sz="0" w:val="nil"/>
-        <w:left w:space="0" w:sz="0" w:val="nil"/>
-        <w:bottom w:space="0" w:sz="0" w:val="nil"/>
-        <w:right w:space="0" w:sz="0" w:val="nil"/>
-        <w:between w:space="0" w:sz="0" w:val="nil"/>
-      </w:pBdr>
-      <w:shd w:fill="auto" w:val="clear"/>
-      <w:tabs>
-        <w:tab w:val="center" w:leader="none" w:pos="4320"/>
-        <w:tab w:val="right" w:leader="none" w:pos="8640"/>
-      </w:tabs>
-      <w:spacing w:after="0" w:before="0" w:line="240" w:lineRule="auto"/>
-      <w:ind w:left="0" w:right="0" w:firstLine="0"/>
-      <w:jc w:val="center"/>
-      <w:rPr>
-        <w:rFonts w:ascii="Times New Roman" w:cs="Times New Roman" w:eastAsia="Times New Roman" w:hAnsi="Times New Roman"/>
+        <w:rFonts w:ascii="Times New Roman" w:hAnsi="Times New Roman" w:eastAsia="Times New Roman" w:cs="Times New Roman"/>
         <w:b w:val="0"/>
         <w:bCs w:val="0"/>
         <w:i w:val="0"/>
@@ -2937,13 +2869,13 @@
         <w:sz w:val="24"/>
         <w:szCs w:val="24"/>
         <w:u w:val="none"/>
-        <w:shd w:fill="auto" w:val="clear"/>
-        <w:vertAlign w:val="baseline"/>
-      </w:rPr>
-    </w:pPr>
+        <w:shd w:val="clear"/>
+      </w:rPr>
+      <w:fldChar w:fldCharType="separate"/>
+    </w:r>
     <w:r>
       <w:rPr>
-        <w:rFonts w:ascii="Times New Roman" w:cs="Times New Roman" w:eastAsia="Times New Roman" w:hAnsi="Times New Roman"/>
+        <w:rFonts w:ascii="Times New Roman" w:hAnsi="Times New Roman" w:eastAsia="Times New Roman" w:cs="Times New Roman"/>
         <w:b w:val="0"/>
         <w:bCs w:val="0"/>
         <w:i w:val="0"/>
@@ -2954,12 +2886,8 @@
         <w:sz w:val="24"/>
         <w:szCs w:val="24"/>
         <w:u w:val="none"/>
-        <w:shd w:fill="auto" w:val="clear"/>
-        <w:vertAlign w:val="baseline"/>
-      </w:rPr>
-      <w:fldChar w:fldCharType="begin"/>
-      <w:instrText xml:space="preserve">PAGE</w:instrText>
-      <w:fldChar w:fldCharType="separate"/>
+        <w:shd w:val="clear"/>
+      </w:rPr>
       <w:fldChar w:fldCharType="end"/>
     </w:r>
     <w:r>
@@ -2973,24 +2901,24 @@
       <w:keepNext w:val="0"/>
       <w:keepLines w:val="0"/>
       <w:pageBreakBefore w:val="0"/>
-      <w:widowControl w:val="1"/>
+      <w:widowControl/>
       <w:pBdr>
-        <w:top w:space="0" w:sz="0" w:val="nil"/>
-        <w:left w:space="0" w:sz="0" w:val="nil"/>
-        <w:bottom w:space="0" w:sz="0" w:val="nil"/>
-        <w:right w:space="0" w:sz="0" w:val="nil"/>
-        <w:between w:space="0" w:sz="0" w:val="nil"/>
+        <w:top w:val="nil"/>
+        <w:left w:val="nil"/>
+        <w:bottom w:val="nil"/>
+        <w:right w:val="nil"/>
+        <w:between w:val="nil"/>
       </w:pBdr>
-      <w:shd w:fill="auto" w:val="clear"/>
+      <w:shd w:val="clear"/>
       <w:tabs>
-        <w:tab w:val="center" w:leader="none" w:pos="4320"/>
-        <w:tab w:val="right" w:leader="none" w:pos="8640"/>
+        <w:tab w:val="center" w:pos="4320"/>
+        <w:tab w:val="right" w:pos="8640"/>
       </w:tabs>
-      <w:spacing w:after="0" w:before="0" w:line="240" w:lineRule="auto"/>
-      <w:ind w:left="0" w:right="0" w:firstLine="0"/>
+      <w:spacing w:before="0" w:after="0" w:line="240" w:lineRule="auto"/>
+      <w:ind w:left="0" w:right="0"/>
       <w:jc w:val="left"/>
       <w:rPr>
-        <w:rFonts w:ascii="Times New Roman" w:cs="Times New Roman" w:eastAsia="Times New Roman" w:hAnsi="Times New Roman"/>
+        <w:rFonts w:ascii="Times New Roman" w:hAnsi="Times New Roman" w:eastAsia="Times New Roman" w:cs="Times New Roman"/>
         <w:b w:val="0"/>
         <w:bCs w:val="0"/>
         <w:i w:val="0"/>
@@ -3001,8 +2929,164 @@
         <w:sz w:val="24"/>
         <w:szCs w:val="24"/>
         <w:u w:val="none"/>
-        <w:shd w:fill="auto" w:val="clear"/>
-        <w:vertAlign w:val="baseline"/>
+        <w:shd w:val="clear"/>
+      </w:rPr>
+    </w:pPr>
+    <w:r>
+      <w:rPr>
+        <w:rtl w:val="0"/>
+      </w:rPr>
+    </w:r>
+  </w:p>
+</w:ftr>
+</file>
+
+<file path=word/footer2.xml><?xml version="1.0" encoding="utf-8"?>
+<w:ftr xmlns:wpc="http://schemas.microsoft.com/office/word/2010/wordprocessingCanvas" xmlns:mc="http://schemas.openxmlformats.org/markup-compatibility/2006" xmlns:o="urn:schemas-microsoft-com:office:office" xmlns:r="http://schemas.openxmlformats.org/officeDocument/2006/relationships" xmlns:m="http://schemas.openxmlformats.org/officeDocument/2006/math" xmlns:v="urn:schemas-microsoft-com:vml" xmlns:wp14="http://schemas.microsoft.com/office/word/2010/wordprocessingDrawing" xmlns:wp="http://schemas.openxmlformats.org/drawingml/2006/wordprocessingDrawing" xmlns:w10="urn:schemas-microsoft-com:office:word" xmlns:w="http://schemas.openxmlformats.org/wordprocessingml/2006/main" xmlns:w14="http://schemas.microsoft.com/office/word/2010/wordml" xmlns:w15="http://schemas.microsoft.com/office/word/2012/wordml" xmlns:w16se="http://schemas.microsoft.com/office/word/2015/wordml/symex" xmlns:w16cid="http://schemas.microsoft.com/office/word/2016/wordml/cid" xmlns:w16="http://schemas.microsoft.com/office/word/2018/wordml" xmlns:w16cex="http://schemas.microsoft.com/office/word/2018/wordml/cex" xmlns:w16sdtdh="http://schemas.microsoft.com/office/word/2020/wordml/sdtdatahash" xmlns:wne="http://schemas.microsoft.com/office/word/2006/wordml" xmlns:wpg="http://schemas.microsoft.com/office/word/2010/wordprocessingGroup" xmlns:wps="http://schemas.microsoft.com/office/word/2010/wordprocessingShape">
+  <w:p>
+    <w:pPr>
+      <w:keepNext w:val="0"/>
+      <w:keepLines w:val="0"/>
+      <w:pageBreakBefore w:val="0"/>
+      <w:widowControl/>
+      <w:pBdr>
+        <w:top w:val="nil"/>
+        <w:left w:val="nil"/>
+        <w:bottom w:val="nil"/>
+        <w:right w:val="nil"/>
+        <w:between w:val="nil"/>
+      </w:pBdr>
+      <w:shd w:val="clear"/>
+      <w:tabs>
+        <w:tab w:val="center" w:pos="4320"/>
+        <w:tab w:val="right" w:pos="8640"/>
+      </w:tabs>
+      <w:spacing w:before="0" w:after="0" w:line="240" w:lineRule="auto"/>
+      <w:ind w:left="0" w:right="0"/>
+      <w:jc w:val="center"/>
+      <w:rPr>
+        <w:rFonts w:ascii="Times New Roman" w:hAnsi="Times New Roman" w:eastAsia="Times New Roman" w:cs="Times New Roman"/>
+        <w:b w:val="0"/>
+        <w:bCs w:val="0"/>
+        <w:i w:val="0"/>
+        <w:iCs w:val="0"/>
+        <w:smallCaps w:val="0"/>
+        <w:strike w:val="0"/>
+        <w:color w:val="000000"/>
+        <w:sz w:val="24"/>
+        <w:szCs w:val="24"/>
+        <w:u w:val="none"/>
+        <w:shd w:val="clear"/>
+      </w:rPr>
+    </w:pPr>
+    <w:r>
+      <w:rPr>
+        <w:rFonts w:ascii="Times New Roman" w:hAnsi="Times New Roman" w:eastAsia="Times New Roman" w:cs="Times New Roman"/>
+        <w:b w:val="0"/>
+        <w:bCs w:val="0"/>
+        <w:i w:val="0"/>
+        <w:iCs w:val="0"/>
+        <w:smallCaps w:val="0"/>
+        <w:strike w:val="0"/>
+        <w:color w:val="000000"/>
+        <w:sz w:val="24"/>
+        <w:szCs w:val="24"/>
+        <w:u w:val="none"/>
+        <w:shd w:val="clear"/>
+      </w:rPr>
+      <w:fldChar w:fldCharType="begin"/>
+    </w:r>
+    <w:r>
+      <w:rPr>
+        <w:rFonts w:ascii="Times New Roman" w:hAnsi="Times New Roman" w:eastAsia="Times New Roman" w:cs="Times New Roman"/>
+        <w:b w:val="0"/>
+        <w:bCs w:val="0"/>
+        <w:i w:val="0"/>
+        <w:iCs w:val="0"/>
+        <w:smallCaps w:val="0"/>
+        <w:strike w:val="0"/>
+        <w:color w:val="000000"/>
+        <w:sz w:val="24"/>
+        <w:szCs w:val="24"/>
+        <w:u w:val="none"/>
+        <w:shd w:val="clear"/>
+      </w:rPr>
+      <w:instrText>PAGE</w:instrText>
+    </w:r>
+    <w:r>
+      <w:rPr>
+        <w:rFonts w:ascii="Times New Roman" w:hAnsi="Times New Roman" w:eastAsia="Times New Roman" w:cs="Times New Roman"/>
+        <w:b w:val="0"/>
+        <w:bCs w:val="0"/>
+        <w:i w:val="0"/>
+        <w:iCs w:val="0"/>
+        <w:smallCaps w:val="0"/>
+        <w:strike w:val="0"/>
+        <w:color w:val="000000"/>
+        <w:sz w:val="24"/>
+        <w:szCs w:val="24"/>
+        <w:u w:val="none"/>
+        <w:shd w:val="clear"/>
+      </w:rPr>
+      <w:fldChar w:fldCharType="separate"/>
+    </w:r>
+    <w:r>
+      <w:rPr>
+        <w:rFonts w:ascii="Times New Roman" w:hAnsi="Times New Roman" w:eastAsia="Times New Roman" w:cs="Times New Roman"/>
+        <w:b w:val="0"/>
+        <w:bCs w:val="0"/>
+        <w:i w:val="0"/>
+        <w:iCs w:val="0"/>
+        <w:smallCaps w:val="0"/>
+        <w:strike w:val="0"/>
+        <w:color w:val="000000"/>
+        <w:sz w:val="24"/>
+        <w:szCs w:val="24"/>
+        <w:u w:val="none"/>
+        <w:shd w:val="clear"/>
+      </w:rPr>
+      <w:fldChar w:fldCharType="end"/>
+    </w:r>
+    <w:r>
+      <w:rPr>
+        <w:rtl w:val="0"/>
+      </w:rPr>
+    </w:r>
+  </w:p>
+  <w:p>
+    <w:pPr>
+      <w:keepNext w:val="0"/>
+      <w:keepLines w:val="0"/>
+      <w:pageBreakBefore w:val="0"/>
+      <w:widowControl/>
+      <w:pBdr>
+        <w:top w:val="nil"/>
+        <w:left w:val="nil"/>
+        <w:bottom w:val="nil"/>
+        <w:right w:val="nil"/>
+        <w:between w:val="nil"/>
+      </w:pBdr>
+      <w:shd w:val="clear"/>
+      <w:tabs>
+        <w:tab w:val="center" w:pos="4320"/>
+        <w:tab w:val="right" w:pos="8640"/>
+      </w:tabs>
+      <w:spacing w:before="0" w:after="0" w:line="240" w:lineRule="auto"/>
+      <w:ind w:left="0" w:right="0"/>
+      <w:jc w:val="left"/>
+      <w:rPr>
+        <w:rFonts w:ascii="Times New Roman" w:hAnsi="Times New Roman" w:eastAsia="Times New Roman" w:cs="Times New Roman"/>
+        <w:b w:val="0"/>
+        <w:bCs w:val="0"/>
+        <w:i w:val="0"/>
+        <w:iCs w:val="0"/>
+        <w:smallCaps w:val="0"/>
+        <w:strike w:val="0"/>
+        <w:color w:val="000000"/>
+        <w:sz w:val="24"/>
+        <w:szCs w:val="24"/>
+        <w:u w:val="none"/>
+        <w:shd w:val="clear"/>
       </w:rPr>
     </w:pPr>
     <w:r>
